--- a/Output/IPTV_Subscriber_Report_November_2025.docx
+++ b/Output/IPTV_Subscriber_Report_November_2025.docx
@@ -185,7 +185,7 @@
                 <w:szCs w:val="22"/>
                 <w:color w:val="000000"/>
               </w:rPr>
-              <w:t xml:space="preserve">Date : 2025-12-02 12:51:25</w:t>
+              <w:t xml:space="preserve">Date : 2025-12-26 17:20:46</w:t>
             </w:r>
           </w:p>
         </w:tc>
@@ -402,7 +402,7 @@
                 <w:szCs w:val="22"/>
                 <w:color w:val="000000"/>
               </w:rPr>
-              <w:t xml:space="preserve">2025-11-07</w:t>
+              <w:t xml:space="preserve">2025-12-07</w:t>
             </w:r>
           </w:p>
         </w:tc>
@@ -456,7 +456,7 @@
                 <w:szCs w:val="22"/>
                 <w:color w:val="000000"/>
               </w:rPr>
-              <w:t xml:space="preserve">2025-11-14</w:t>
+              <w:t xml:space="preserve">2025-12-14</w:t>
             </w:r>
           </w:p>
         </w:tc>
@@ -510,7 +510,7 @@
                 <w:szCs w:val="22"/>
                 <w:color w:val="000000"/>
               </w:rPr>
-              <w:t xml:space="preserve">2025-11-21</w:t>
+              <w:t xml:space="preserve">2025-12-21</w:t>
             </w:r>
           </w:p>
         </w:tc>
@@ -564,7 +564,7 @@
                 <w:szCs w:val="22"/>
                 <w:color w:val="000000"/>
               </w:rPr>
-              <w:t xml:space="preserve">2025-11-28</w:t>
+              <w:t xml:space="preserve">2025-12-28</w:t>
             </w:r>
           </w:p>
         </w:tc>
@@ -786,7 +786,7 @@
                 <w:szCs w:val="18"/>
                 <w:color w:val="000000"/>
               </w:rPr>
-              <w:t xml:space="preserve">1,252</w:t>
+              <w:t xml:space="preserve">1,022</w:t>
             </w:r>
           </w:p>
         </w:tc>
@@ -840,7 +840,7 @@
                 <w:szCs w:val="18"/>
                 <w:color w:val="000000"/>
               </w:rPr>
-              <w:t xml:space="preserve">1,290</w:t>
+              <w:t xml:space="preserve">1,037</w:t>
             </w:r>
           </w:p>
         </w:tc>
@@ -894,7 +894,7 @@
                 <w:szCs w:val="18"/>
                 <w:color w:val="000000"/>
               </w:rPr>
-              <w:t xml:space="preserve">1,324</w:t>
+              <w:t xml:space="preserve">1,067</w:t>
             </w:r>
           </w:p>
         </w:tc>
@@ -948,7 +948,7 @@
                 <w:szCs w:val="18"/>
                 <w:color w:val="000000"/>
               </w:rPr>
-              <w:t xml:space="preserve">1,352</w:t>
+              <w:t xml:space="preserve">1,050</w:t>
             </w:r>
           </w:p>
         </w:tc>
@@ -1002,7 +1002,7 @@
                 <w:szCs w:val="18"/>
                 <w:color w:val="000000"/>
               </w:rPr>
-              <w:t xml:space="preserve">1,304.50</w:t>
+              <w:t xml:space="preserve">1,044.00</w:t>
             </w:r>
           </w:p>
         </w:tc>
@@ -1170,7 +1170,7 @@
                 <w:szCs w:val="18"/>
                 <w:color w:val="000000"/>
               </w:rPr>
-              <w:t xml:space="preserve">880</w:t>
+              <w:t xml:space="preserve">757</w:t>
             </w:r>
           </w:p>
         </w:tc>
@@ -1224,7 +1224,7 @@
                 <w:szCs w:val="18"/>
                 <w:color w:val="000000"/>
               </w:rPr>
-              <w:t xml:space="preserve">881</w:t>
+              <w:t xml:space="preserve">777</w:t>
             </w:r>
           </w:p>
         </w:tc>
@@ -1278,7 +1278,7 @@
                 <w:szCs w:val="18"/>
                 <w:color w:val="000000"/>
               </w:rPr>
-              <w:t xml:space="preserve">862</w:t>
+              <w:t xml:space="preserve">788</w:t>
             </w:r>
           </w:p>
         </w:tc>
@@ -1332,7 +1332,7 @@
                 <w:szCs w:val="18"/>
                 <w:color w:val="000000"/>
               </w:rPr>
-              <w:t xml:space="preserve">857</w:t>
+              <w:t xml:space="preserve">751</w:t>
             </w:r>
           </w:p>
         </w:tc>
@@ -1386,7 +1386,7 @@
                 <w:szCs w:val="18"/>
                 <w:color w:val="000000"/>
               </w:rPr>
-              <w:t xml:space="preserve">870.00</w:t>
+              <w:t xml:space="preserve">768.25</w:t>
             </w:r>
           </w:p>
         </w:tc>
@@ -1608,7 +1608,7 @@
                 <w:szCs w:val="18"/>
                 <w:color w:val="000000"/>
               </w:rPr>
-              <w:t xml:space="preserve">19</w:t>
+              <w:t xml:space="preserve">11</w:t>
             </w:r>
           </w:p>
         </w:tc>
@@ -1662,7 +1662,7 @@
                 <w:szCs w:val="18"/>
                 <w:color w:val="000000"/>
               </w:rPr>
-              <w:t xml:space="preserve">17</w:t>
+              <w:t xml:space="preserve">12</w:t>
             </w:r>
           </w:p>
         </w:tc>
@@ -1716,7 +1716,7 @@
                 <w:szCs w:val="18"/>
                 <w:color w:val="000000"/>
               </w:rPr>
-              <w:t xml:space="preserve">15</w:t>
+              <w:t xml:space="preserve">12</w:t>
             </w:r>
           </w:p>
         </w:tc>
@@ -1770,7 +1770,7 @@
                 <w:szCs w:val="18"/>
                 <w:color w:val="000000"/>
               </w:rPr>
-              <w:t xml:space="preserve">16.75</w:t>
+              <w:t xml:space="preserve">12.75</w:t>
             </w:r>
           </w:p>
         </w:tc>
@@ -2046,7 +2046,7 @@
                 <w:szCs w:val="18"/>
                 <w:color w:val="000000"/>
               </w:rPr>
-              <w:t xml:space="preserve">7</w:t>
+              <w:t xml:space="preserve">6</w:t>
             </w:r>
           </w:p>
         </w:tc>
@@ -2100,7 +2100,7 @@
                 <w:szCs w:val="18"/>
                 <w:color w:val="000000"/>
               </w:rPr>
-              <w:t xml:space="preserve">6</w:t>
+              <w:t xml:space="preserve">5</w:t>
             </w:r>
           </w:p>
         </w:tc>
@@ -2154,7 +2154,7 @@
                 <w:szCs w:val="18"/>
                 <w:color w:val="000000"/>
               </w:rPr>
-              <w:t xml:space="preserve">6.25</w:t>
+              <w:t xml:space="preserve">5.75</w:t>
             </w:r>
           </w:p>
         </w:tc>
@@ -2322,7 +2322,7 @@
                 <w:szCs w:val="18"/>
                 <w:color w:val="000000"/>
               </w:rPr>
-              <w:t xml:space="preserve">212</w:t>
+              <w:t xml:space="preserve">592</w:t>
             </w:r>
           </w:p>
         </w:tc>
@@ -2376,7 +2376,7 @@
                 <w:szCs w:val="18"/>
                 <w:color w:val="000000"/>
               </w:rPr>
-              <w:t xml:space="preserve">210</w:t>
+              <w:t xml:space="preserve">637</w:t>
             </w:r>
           </w:p>
         </w:tc>
@@ -2430,7 +2430,7 @@
                 <w:szCs w:val="18"/>
                 <w:color w:val="000000"/>
               </w:rPr>
-              <w:t xml:space="preserve">206</w:t>
+              <w:t xml:space="preserve">648</w:t>
             </w:r>
           </w:p>
         </w:tc>
@@ -2484,7 +2484,7 @@
                 <w:szCs w:val="18"/>
                 <w:color w:val="000000"/>
               </w:rPr>
-              <w:t xml:space="preserve">200</w:t>
+              <w:t xml:space="preserve">648</w:t>
             </w:r>
           </w:p>
         </w:tc>
@@ -2538,7 +2538,7 @@
                 <w:szCs w:val="18"/>
                 <w:color w:val="000000"/>
               </w:rPr>
-              <w:t xml:space="preserve">207.00</w:t>
+              <w:t xml:space="preserve">631.25</w:t>
             </w:r>
           </w:p>
         </w:tc>
@@ -2706,7 +2706,7 @@
                 <w:szCs w:val="18"/>
                 <w:color w:val="000000"/>
               </w:rPr>
-              <w:t xml:space="preserve">57</w:t>
+              <w:t xml:space="preserve">159</w:t>
             </w:r>
           </w:p>
         </w:tc>
@@ -2760,7 +2760,7 @@
                 <w:szCs w:val="18"/>
                 <w:color w:val="000000"/>
               </w:rPr>
-              <w:t xml:space="preserve">57</w:t>
+              <w:t xml:space="preserve">157</w:t>
             </w:r>
           </w:p>
         </w:tc>
@@ -2814,7 +2814,7 @@
                 <w:szCs w:val="18"/>
                 <w:color w:val="000000"/>
               </w:rPr>
-              <w:t xml:space="preserve">57</w:t>
+              <w:t xml:space="preserve">155</w:t>
             </w:r>
           </w:p>
         </w:tc>
@@ -2868,7 +2868,7 @@
                 <w:szCs w:val="18"/>
                 <w:color w:val="000000"/>
               </w:rPr>
-              <w:t xml:space="preserve">56</w:t>
+              <w:t xml:space="preserve">155</w:t>
             </w:r>
           </w:p>
         </w:tc>
@@ -2922,7 +2922,7 @@
                 <w:szCs w:val="18"/>
                 <w:color w:val="000000"/>
               </w:rPr>
-              <w:t xml:space="preserve">56.75</w:t>
+              <w:t xml:space="preserve">156.50</w:t>
             </w:r>
           </w:p>
         </w:tc>
